--- a/docs/project/eyal-ceo-submissions-and-responses/to-eyal/2026-03-30--final-spec-package-for-eyal/2026-03-30--executive-summary--v2-final.docx
+++ b/docs/project/eyal-ceo-submissions-and-responses/to-eyal/2026-03-30--final-spec-package-for-eyal/2026-03-30--executive-summary--v2-final.docx
@@ -27,7 +27,7 @@
           <w:b w:val="0"/>
           <w:sz w:val="22"/>
         </w:rPr>
-        <w:t>גרסה: 2.0 (מסונכרן אפיון סופי)  |  תאריך: 2026-03-30</w:t>
+        <w:t>גרסה: 2.0 (מסונכרן אפיון סופי + תקציר MD v2.0)  |  תאריך: 2026-03-30</w:t>
       </w:r>
     </w:p>
     <w:p>
@@ -113,7 +113,7 @@
           <w:b w:val="0"/>
           <w:sz w:val="22"/>
         </w:rPr>
-        <w:t>1. פלטפורמה (נעול): WordPress בלבד — כל התוכן בתוך WordPress; אין חלק מהאתר מחוץ ל-WordPress. "רזה" = התקנה נקייה, תבנית מודרנית רזה ותקינה, מינימום תוספים (מוקפים ונחוצים), ניקוי פלונטרים של הפניות וקישורים שבורים, ועדכון עץ האתר לפעילותך.</w:t>
+        <w:t>1. פלטפורמה (נעול): WordPress בלבד — כל התוכן בתוך WordPress; אין חלק מהאתר מחוץ ל-WordPress. "רזה" = התקנה נקייה, תבנית מודרנית רזה ותקינה, מינימום תוספים (מוקפים ונחוצים), ניקוי פלונטרים של הפניות וקישורים שבורים, ועדכון עץ האתר לפעילותך. (ארכיון כאן = מסלול פיתוח קודם — לא לבלבל עם מבנה תוכן של ספרים.)</w:t>
       </w:r>
     </w:p>
     <w:p>
@@ -155,7 +155,7 @@
           <w:b w:val="0"/>
           <w:sz w:val="22"/>
         </w:rPr>
-        <w:t>4. הוצאה ומופע: חלק מהעבר, נשארים וחשובים — מוצגים כארכיון מותגי משני שמעשיר את האתר.</w:t>
+        <w:t>4. ספרים, הוצאה והופעות: ספרים והוצאה — מדור פעיל במבנה האתר (תפריט ראשי ותוכן), לפי מפת האתר (מוזג תחת "ספרים"; לא כ"ארכיון" ראשי). הופעות ומורשת מופע — ניווט משני (חוויית ארכיון לעבר), לא חזית המותג המרכזית — כפי שסוכם במשוב.</w:t>
       </w:r>
     </w:p>
     <w:p>
@@ -169,7 +169,7 @@
           <w:b w:val="0"/>
           <w:sz w:val="22"/>
         </w:rPr>
-        <w:t>5. חנות: ללא עגלה ותשלום באתר; עמוד קטלוג ראשי עם שמירת נתיב קיים (לא 301 תחתון במקום עמוד); חשבונית ירוקה לסליקה.</w:t>
+        <w:t>5. חנות / קטלוג: ללא עגלה ותשלום באתר; עמוד קטלוג ראשי עם שמירת נתיב קיים (לא 301 תחתון במקום עמוד); חשבונית ירוקה לסליקה חיצונית.</w:t>
       </w:r>
     </w:p>
     <w:p>
